--- a/data/revised_2026-10_full/tracked/v2/Essential_Mathematics/SS1.3_Quadratic_Equations/Essential_Mathematics_Quadratic_Equations_FinalExplanation_TeacherKey_TRACKED.docx
+++ b/data/revised_2026-10_full/tracked/v2/Essential_Mathematics/SS1.3_Quadratic_Equations/Essential_Mathematics_Quadratic_Equations_FinalExplanation_TeacherKey_TRACKED.docx
@@ -232,7 +232,7 @@
               </w:rPr>
               <w:t xml:space="preserve">This is your Final Explanation for the sub-strand. Driving question: How can writing and solving a quadratic equation help us find unknown dimensions, quantities, and arrangements in real-life situations across Kenya? Think back to Achieng's chair problem at the Kisumu prize-giving ceremony and to your work in Lessons 1 to 8. Answer every question in the space under it. Show each step of your working, write your reasoning in full sentences, and give your final answers with units or a meaning where the question asks for one. Use r for the number of rows in Achieng's problem.</w:t>
             </w:r>
-            <w:ins w:id="9001" w:author="Claude (AI) - proposed" w:date="2026-10-15T20:14:45Z">
+            <w:ins w:id="9001" w:author="Claude (AI) - proposed" w:date="2026-10-18T00:28:28Z">
               <w:r>
                 <w:rPr>
                   <w:rFonts w:ascii="Arial" w:cs="Arial" w:eastAsia="Arial" w:hAnsi="Arial"/>
@@ -734,7 +734,7 @@
               </w:rPr>
               <w:t xml:space="preserve">A market trader in Kisumu has a rectangular display table with an area of </w:t>
             </w:r>
-            <w:del w:id="9002" w:author="Claude (AI) - proposed" w:date="2026-10-15T20:14:45Z">
+            <w:del w:id="9002" w:author="Claude (AI) - proposed" w:date="2026-10-18T00:28:28Z">
               <w:r>
                 <w:rPr>
                   <w:rFonts w:ascii="Arial" w:cs="Arial" w:eastAsia="Arial" w:hAnsi="Arial"/>
@@ -749,7 +749,7 @@
                 <w:delText xml:space="preserve">28</w:delText>
               </w:r>
             </w:del>
-            <w:ins w:id="9003" w:author="Claude (AI) - proposed" w:date="2026-10-15T20:14:45Z">
+            <w:ins w:id="9003" w:author="Claude (AI) - proposed" w:date="2026-10-18T00:28:28Z">
               <w:r>
                 <w:rPr>
                   <w:rFonts w:ascii="Arial" w:cs="Arial" w:eastAsia="Arial" w:hAnsi="Arial"/>
@@ -810,7 +810,7 @@
               </w:rPr>
               <w:t xml:space="preserve">(a) Let w = the width in metres. Then the length = w + 3. Area: w(w + 3) = </w:t>
             </w:r>
-            <w:del w:id="9004" w:author="Claude (AI) - proposed" w:date="2026-10-15T20:14:45Z">
+            <w:del w:id="9004" w:author="Claude (AI) - proposed" w:date="2026-10-18T00:28:28Z">
               <w:r>
                 <w:rPr>
                   <w:rFonts w:ascii="Arial" w:cs="Arial" w:eastAsia="Arial" w:hAnsi="Arial"/>
@@ -825,7 +825,7 @@
                 <w:delText xml:space="preserve">28</w:delText>
               </w:r>
             </w:del>
-            <w:ins w:id="9005" w:author="Claude (AI) - proposed" w:date="2026-10-15T20:14:45Z">
+            <w:ins w:id="9005" w:author="Claude (AI) - proposed" w:date="2026-10-18T00:28:28Z">
               <w:r>
                 <w:rPr>
                   <w:rFonts w:ascii="Arial" w:cs="Arial" w:eastAsia="Arial" w:hAnsi="Arial"/>
@@ -853,7 +853,7 @@
               </w:rPr>
               <w:t xml:space="preserve">, so w² + 3w = </w:t>
             </w:r>
-            <w:del w:id="9006" w:author="Claude (AI) - proposed" w:date="2026-10-15T20:14:45Z">
+            <w:del w:id="9006" w:author="Claude (AI) - proposed" w:date="2026-10-18T00:28:28Z">
               <w:r>
                 <w:rPr>
                   <w:rFonts w:ascii="Arial" w:cs="Arial" w:eastAsia="Arial" w:hAnsi="Arial"/>
@@ -868,7 +868,7 @@
                 <w:delText xml:space="preserve">28</w:delText>
               </w:r>
             </w:del>
-            <w:ins w:id="9007" w:author="Claude (AI) - proposed" w:date="2026-10-15T20:14:45Z">
+            <w:ins w:id="9007" w:author="Claude (AI) - proposed" w:date="2026-10-18T00:28:28Z">
               <w:r>
                 <w:rPr>
                   <w:rFonts w:ascii="Arial" w:cs="Arial" w:eastAsia="Arial" w:hAnsi="Arial"/>
@@ -896,7 +896,7 @@
               </w:rPr>
               <w:t xml:space="preserve">, which gives w² + 3w − </w:t>
             </w:r>
-            <w:del w:id="9008" w:author="Claude (AI) - proposed" w:date="2026-10-15T20:14:45Z">
+            <w:del w:id="9008" w:author="Claude (AI) - proposed" w:date="2026-10-18T00:28:28Z">
               <w:r>
                 <w:rPr>
                   <w:rFonts w:ascii="Arial" w:cs="Arial" w:eastAsia="Arial" w:hAnsi="Arial"/>
@@ -911,7 +911,7 @@
                 <w:delText xml:space="preserve">28</w:delText>
               </w:r>
             </w:del>
-            <w:ins w:id="9009" w:author="Claude (AI) - proposed" w:date="2026-10-15T20:14:45Z">
+            <w:ins w:id="9009" w:author="Claude (AI) - proposed" w:date="2026-10-18T00:28:28Z">
               <w:r>
                 <w:rPr>
                   <w:rFonts w:ascii="Arial" w:cs="Arial" w:eastAsia="Arial" w:hAnsi="Arial"/>
@@ -939,7 +939,7 @@
               </w:rPr>
               <w:t xml:space="preserve"> = 0. (b) We need two numbers with product −</w:t>
             </w:r>
-            <w:del w:id="9010" w:author="Claude (AI) - proposed" w:date="2026-10-15T20:14:45Z">
+            <w:del w:id="9010" w:author="Claude (AI) - proposed" w:date="2026-10-18T00:28:28Z">
               <w:r>
                 <w:rPr>
                   <w:rFonts w:ascii="Arial" w:cs="Arial" w:eastAsia="Arial" w:hAnsi="Arial"/>
@@ -954,7 +954,7 @@
                 <w:delText xml:space="preserve">28</w:delText>
               </w:r>
             </w:del>
-            <w:ins w:id="9011" w:author="Claude (AI) - proposed" w:date="2026-10-15T20:14:45Z">
+            <w:ins w:id="9011" w:author="Claude (AI) - proposed" w:date="2026-10-18T00:28:28Z">
               <w:r>
                 <w:rPr>
                   <w:rFonts w:ascii="Arial" w:cs="Arial" w:eastAsia="Arial" w:hAnsi="Arial"/>
@@ -982,7 +982,7 @@
               </w:rPr>
               <w:t xml:space="preserve"> and sum +3. They are +</w:t>
             </w:r>
-            <w:del w:id="9012" w:author="Claude (AI) - proposed" w:date="2026-10-15T20:14:45Z">
+            <w:del w:id="9012" w:author="Claude (AI) - proposed" w:date="2026-10-18T00:28:28Z">
               <w:r>
                 <w:rPr>
                   <w:rFonts w:ascii="Arial" w:cs="Arial" w:eastAsia="Arial" w:hAnsi="Arial"/>
@@ -997,7 +997,7 @@
                 <w:delText xml:space="preserve">7 and −4</w:delText>
               </w:r>
             </w:del>
-            <w:ins w:id="9013" w:author="Claude (AI) - proposed" w:date="2026-10-15T20:14:45Z">
+            <w:ins w:id="9013" w:author="Claude (AI) - proposed" w:date="2026-10-18T00:28:28Z">
               <w:r>
                 <w:rPr>
                   <w:rFonts w:ascii="Arial" w:cs="Arial" w:eastAsia="Arial" w:hAnsi="Arial"/>
@@ -1025,7 +1025,7 @@
               </w:rPr>
               <w:t xml:space="preserve">. So (w + </w:t>
             </w:r>
-            <w:del w:id="9014" w:author="Claude (AI) - proposed" w:date="2026-10-15T20:14:45Z">
+            <w:del w:id="9014" w:author="Claude (AI) - proposed" w:date="2026-10-18T00:28:28Z">
               <w:r>
                 <w:rPr>
                   <w:rFonts w:ascii="Arial" w:cs="Arial" w:eastAsia="Arial" w:hAnsi="Arial"/>
@@ -1040,7 +1040,7 @@
                 <w:delText xml:space="preserve">7</w:delText>
               </w:r>
             </w:del>
-            <w:ins w:id="9015" w:author="Claude (AI) - proposed" w:date="2026-10-15T20:14:45Z">
+            <w:ins w:id="9015" w:author="Claude (AI) - proposed" w:date="2026-10-18T00:28:28Z">
               <w:r>
                 <w:rPr>
                   <w:rFonts w:ascii="Arial" w:cs="Arial" w:eastAsia="Arial" w:hAnsi="Arial"/>
@@ -1068,7 +1068,7 @@
               </w:rPr>
               <w:t xml:space="preserve">)(w − </w:t>
             </w:r>
-            <w:del w:id="9016" w:author="Claude (AI) - proposed" w:date="2026-10-15T20:14:45Z">
+            <w:del w:id="9016" w:author="Claude (AI) - proposed" w:date="2026-10-18T00:28:28Z">
               <w:r>
                 <w:rPr>
                   <w:rFonts w:ascii="Arial" w:cs="Arial" w:eastAsia="Arial" w:hAnsi="Arial"/>
@@ -1083,7 +1083,7 @@
                 <w:delText xml:space="preserve">4</w:delText>
               </w:r>
             </w:del>
-            <w:ins w:id="9017" w:author="Claude (AI) - proposed" w:date="2026-10-15T20:14:45Z">
+            <w:ins w:id="9017" w:author="Claude (AI) - proposed" w:date="2026-10-18T00:28:28Z">
               <w:r>
                 <w:rPr>
                   <w:rFonts w:ascii="Arial" w:cs="Arial" w:eastAsia="Arial" w:hAnsi="Arial"/>
@@ -1111,7 +1111,7 @@
               </w:rPr>
               <w:t xml:space="preserve">) = 0, which gives w = −</w:t>
             </w:r>
-            <w:del w:id="9018" w:author="Claude (AI) - proposed" w:date="2026-10-15T20:14:45Z">
+            <w:del w:id="9018" w:author="Claude (AI) - proposed" w:date="2026-10-18T00:28:28Z">
               <w:r>
                 <w:rPr>
                   <w:rFonts w:ascii="Arial" w:cs="Arial" w:eastAsia="Arial" w:hAnsi="Arial"/>
@@ -1126,7 +1126,7 @@
                 <w:delText xml:space="preserve">7</w:delText>
               </w:r>
             </w:del>
-            <w:ins w:id="9019" w:author="Claude (AI) - proposed" w:date="2026-10-15T20:14:45Z">
+            <w:ins w:id="9019" w:author="Claude (AI) - proposed" w:date="2026-10-18T00:28:28Z">
               <w:r>
                 <w:rPr>
                   <w:rFonts w:ascii="Arial" w:cs="Arial" w:eastAsia="Arial" w:hAnsi="Arial"/>
@@ -1154,7 +1154,7 @@
               </w:rPr>
               <w:t xml:space="preserve"> or w = </w:t>
             </w:r>
-            <w:del w:id="9020" w:author="Claude (AI) - proposed" w:date="2026-10-15T20:14:45Z">
+            <w:del w:id="9020" w:author="Claude (AI) - proposed" w:date="2026-10-18T00:28:28Z">
               <w:r>
                 <w:rPr>
                   <w:rFonts w:ascii="Arial" w:cs="Arial" w:eastAsia="Arial" w:hAnsi="Arial"/>
@@ -1169,7 +1169,7 @@
                 <w:delText xml:space="preserve">4</w:delText>
               </w:r>
             </w:del>
-            <w:ins w:id="9021" w:author="Claude (AI) - proposed" w:date="2026-10-15T20:14:45Z">
+            <w:ins w:id="9021" w:author="Claude (AI) - proposed" w:date="2026-10-18T00:28:28Z">
               <w:r>
                 <w:rPr>
                   <w:rFonts w:ascii="Arial" w:cs="Arial" w:eastAsia="Arial" w:hAnsi="Arial"/>
@@ -1197,7 +1197,7 @@
               </w:rPr>
               <w:t xml:space="preserve">. (c) A width cannot be negative, so w = −</w:t>
             </w:r>
-            <w:del w:id="9022" w:author="Claude (AI) - proposed" w:date="2026-10-15T20:14:45Z">
+            <w:del w:id="9022" w:author="Claude (AI) - proposed" w:date="2026-10-18T00:28:28Z">
               <w:r>
                 <w:rPr>
                   <w:rFonts w:ascii="Arial" w:cs="Arial" w:eastAsia="Arial" w:hAnsi="Arial"/>
@@ -1212,7 +1212,7 @@
                 <w:delText xml:space="preserve">7</w:delText>
               </w:r>
             </w:del>
-            <w:ins w:id="9023" w:author="Claude (AI) - proposed" w:date="2026-10-15T20:14:45Z">
+            <w:ins w:id="9023" w:author="Claude (AI) - proposed" w:date="2026-10-18T00:28:28Z">
               <w:r>
                 <w:rPr>
                   <w:rFonts w:ascii="Arial" w:cs="Arial" w:eastAsia="Arial" w:hAnsi="Arial"/>
@@ -1240,7 +1240,7 @@
               </w:rPr>
               <w:t xml:space="preserve"> is rejected and w = </w:t>
             </w:r>
-            <w:del w:id="9024" w:author="Claude (AI) - proposed" w:date="2026-10-15T20:14:45Z">
+            <w:del w:id="9024" w:author="Claude (AI) - proposed" w:date="2026-10-18T00:28:28Z">
               <w:r>
                 <w:rPr>
                   <w:rFonts w:ascii="Arial" w:cs="Arial" w:eastAsia="Arial" w:hAnsi="Arial"/>
@@ -1255,7 +1255,7 @@
                 <w:delText xml:space="preserve">4</w:delText>
               </w:r>
             </w:del>
-            <w:ins w:id="9025" w:author="Claude (AI) - proposed" w:date="2026-10-15T20:14:45Z">
+            <w:ins w:id="9025" w:author="Claude (AI) - proposed" w:date="2026-10-18T00:28:28Z">
               <w:r>
                 <w:rPr>
                   <w:rFonts w:ascii="Arial" w:cs="Arial" w:eastAsia="Arial" w:hAnsi="Arial"/>
@@ -1283,7 +1283,7 @@
               </w:rPr>
               <w:t xml:space="preserve"> is valid. The width is </w:t>
             </w:r>
-            <w:del w:id="9026" w:author="Claude (AI) - proposed" w:date="2026-10-15T20:14:45Z">
+            <w:del w:id="9026" w:author="Claude (AI) - proposed" w:date="2026-10-18T00:28:28Z">
               <w:r>
                 <w:rPr>
                   <w:rFonts w:ascii="Arial" w:cs="Arial" w:eastAsia="Arial" w:hAnsi="Arial"/>
@@ -1298,7 +1298,7 @@
                 <w:delText xml:space="preserve">4</w:delText>
               </w:r>
             </w:del>
-            <w:ins w:id="9027" w:author="Claude (AI) - proposed" w:date="2026-10-15T20:14:45Z">
+            <w:ins w:id="9027" w:author="Claude (AI) - proposed" w:date="2026-10-18T00:28:28Z">
               <w:r>
                 <w:rPr>
                   <w:rFonts w:ascii="Arial" w:cs="Arial" w:eastAsia="Arial" w:hAnsi="Arial"/>
@@ -1326,7 +1326,7 @@
               </w:rPr>
               <w:t xml:space="preserve"> m and the length is </w:t>
             </w:r>
-            <w:del w:id="9028" w:author="Claude (AI) - proposed" w:date="2026-10-15T20:14:45Z">
+            <w:del w:id="9028" w:author="Claude (AI) - proposed" w:date="2026-10-18T00:28:28Z">
               <w:r>
                 <w:rPr>
                   <w:rFonts w:ascii="Arial" w:cs="Arial" w:eastAsia="Arial" w:hAnsi="Arial"/>
@@ -1341,7 +1341,7 @@
                 <w:delText xml:space="preserve">4</w:delText>
               </w:r>
             </w:del>
-            <w:ins w:id="9029" w:author="Claude (AI) - proposed" w:date="2026-10-15T20:14:45Z">
+            <w:ins w:id="9029" w:author="Claude (AI) - proposed" w:date="2026-10-18T00:28:28Z">
               <w:r>
                 <w:rPr>
                   <w:rFonts w:ascii="Arial" w:cs="Arial" w:eastAsia="Arial" w:hAnsi="Arial"/>
@@ -1369,7 +1369,7 @@
               </w:rPr>
               <w:t xml:space="preserve"> + 3 = </w:t>
             </w:r>
-            <w:del w:id="9030" w:author="Claude (AI) - proposed" w:date="2026-10-15T20:14:45Z">
+            <w:del w:id="9030" w:author="Claude (AI) - proposed" w:date="2026-10-18T00:28:28Z">
               <w:r>
                 <w:rPr>
                   <w:rFonts w:ascii="Arial" w:cs="Arial" w:eastAsia="Arial" w:hAnsi="Arial"/>
@@ -1384,7 +1384,7 @@
                 <w:delText xml:space="preserve">7</w:delText>
               </w:r>
             </w:del>
-            <w:ins w:id="9031" w:author="Claude (AI) - proposed" w:date="2026-10-15T20:14:45Z">
+            <w:ins w:id="9031" w:author="Claude (AI) - proposed" w:date="2026-10-18T00:28:28Z">
               <w:r>
                 <w:rPr>
                   <w:rFonts w:ascii="Arial" w:cs="Arial" w:eastAsia="Arial" w:hAnsi="Arial"/>
@@ -1412,7 +1412,7 @@
               </w:rPr>
               <w:t xml:space="preserve"> m. (d) Substitute w = </w:t>
             </w:r>
-            <w:del w:id="9032" w:author="Claude (AI) - proposed" w:date="2026-10-15T20:14:45Z">
+            <w:del w:id="9032" w:author="Claude (AI) - proposed" w:date="2026-10-18T00:28:28Z">
               <w:r>
                 <w:rPr>
                   <w:rFonts w:ascii="Arial" w:cs="Arial" w:eastAsia="Arial" w:hAnsi="Arial"/>
@@ -1427,7 +1427,7 @@
                 <w:delText xml:space="preserve">4</w:delText>
               </w:r>
             </w:del>
-            <w:ins w:id="9033" w:author="Claude (AI) - proposed" w:date="2026-10-15T20:14:45Z">
+            <w:ins w:id="9033" w:author="Claude (AI) - proposed" w:date="2026-10-18T00:28:28Z">
               <w:r>
                 <w:rPr>
                   <w:rFonts w:ascii="Arial" w:cs="Arial" w:eastAsia="Arial" w:hAnsi="Arial"/>
@@ -1455,7 +1455,7 @@
               </w:rPr>
               <w:t xml:space="preserve"> into the equation: </w:t>
             </w:r>
-            <w:del w:id="9034" w:author="Claude (AI) - proposed" w:date="2026-10-15T20:14:45Z">
+            <w:del w:id="9034" w:author="Claude (AI) - proposed" w:date="2026-10-18T00:28:28Z">
               <w:r>
                 <w:rPr>
                   <w:rFonts w:ascii="Arial" w:cs="Arial" w:eastAsia="Arial" w:hAnsi="Arial"/>
@@ -1470,7 +1470,7 @@
                 <w:delText xml:space="preserve">4²</w:delText>
               </w:r>
             </w:del>
-            <w:ins w:id="9035" w:author="Claude (AI) - proposed" w:date="2026-10-15T20:14:45Z">
+            <w:ins w:id="9035" w:author="Claude (AI) - proposed" w:date="2026-10-18T00:28:28Z">
               <w:r>
                 <w:rPr>
                   <w:rFonts w:ascii="Arial" w:cs="Arial" w:eastAsia="Arial" w:hAnsi="Arial"/>
@@ -1498,7 +1498,7 @@
               </w:rPr>
               <w:t xml:space="preserve"> + 3(</w:t>
             </w:r>
-            <w:del w:id="9036" w:author="Claude (AI) - proposed" w:date="2026-10-15T20:14:45Z">
+            <w:del w:id="9036" w:author="Claude (AI) - proposed" w:date="2026-10-18T00:28:28Z">
               <w:r>
                 <w:rPr>
                   <w:rFonts w:ascii="Arial" w:cs="Arial" w:eastAsia="Arial" w:hAnsi="Arial"/>
@@ -1513,7 +1513,7 @@
                 <w:delText xml:space="preserve">4) − 28 = 16 + 12 − 28</w:delText>
               </w:r>
             </w:del>
-            <w:ins w:id="9037" w:author="Claude (AI) - proposed" w:date="2026-10-15T20:14:45Z">
+            <w:ins w:id="9037" w:author="Claude (AI) - proposed" w:date="2026-10-18T00:28:28Z">
               <w:r>
                 <w:rPr>
                   <w:rFonts w:ascii="Arial" w:cs="Arial" w:eastAsia="Arial" w:hAnsi="Arial"/>
@@ -1541,7 +1541,7 @@
               </w:rPr>
               <w:t xml:space="preserve"> = 0. Also, area = </w:t>
             </w:r>
-            <w:del w:id="9038" w:author="Claude (AI) - proposed" w:date="2026-10-15T20:14:45Z">
+            <w:del w:id="9038" w:author="Claude (AI) - proposed" w:date="2026-10-18T00:28:28Z">
               <w:r>
                 <w:rPr>
                   <w:rFonts w:ascii="Arial" w:cs="Arial" w:eastAsia="Arial" w:hAnsi="Arial"/>
@@ -1556,7 +1556,7 @@
                 <w:delText xml:space="preserve">4 × 7 = 28</w:delText>
               </w:r>
             </w:del>
-            <w:ins w:id="9039" w:author="Claude (AI) - proposed" w:date="2026-10-15T20:14:45Z">
+            <w:ins w:id="9039" w:author="Claude (AI) - proposed" w:date="2026-10-18T00:28:28Z">
               <w:r>
                 <w:rPr>
                   <w:rFonts w:ascii="Arial" w:cs="Arial" w:eastAsia="Arial" w:hAnsi="Arial"/>
@@ -1714,7 +1714,7 @@
               </w:rPr>
               <w:t xml:space="preserve">A quadratic equation helps whenever two related unknowns are multiplied to give a known total, such as the rows and columns of chairs in Kisumu or the width and length of a market table or a maize shamba. The pathway has these steps: (1) Understand the situation and let a letter stand for one unknown, for example r = rows. (2) Write the other unknown as an expression, for example columns = r + 7. (3) Form the product equation r(r + 7) = 120 and rearrange it into standard form r² + 7r − 120 = 0. (4) Factorise by the product-and-sum method to get (r + 15)(r − 8) = 0. (5) Use the Zero Product Property to get both roots, r = 8 and r = −15. (6) Verify both roots by substitution, then use the context to decide which are valid. Algebra gives two correct roots, but the situation decides which one makes sense. Rows cannot be negative, so Achieng uses 8 rows and 15 columns, giving 8 × 15 = 120 chairs. In the same way, the trader's table has width </w:t>
             </w:r>
-            <w:del w:id="9040" w:author="Claude (AI) - proposed" w:date="2026-10-15T20:14:45Z">
+            <w:del w:id="9040" w:author="Claude (AI) - proposed" w:date="2026-10-18T00:28:28Z">
               <w:r>
                 <w:rPr>
                   <w:rFonts w:ascii="Arial" w:cs="Arial" w:eastAsia="Arial" w:hAnsi="Arial"/>
@@ -1729,7 +1729,7 @@
                 <w:delText xml:space="preserve">4</w:delText>
               </w:r>
             </w:del>
-            <w:ins w:id="9041" w:author="Claude (AI) - proposed" w:date="2026-10-15T20:14:45Z">
+            <w:ins w:id="9041" w:author="Claude (AI) - proposed" w:date="2026-10-18T00:28:28Z">
               <w:r>
                 <w:rPr>
                   <w:rFonts w:ascii="Arial" w:cs="Arial" w:eastAsia="Arial" w:hAnsi="Arial"/>
@@ -1757,7 +1757,7 @@
               </w:rPr>
               <w:t xml:space="preserve"> m and length </w:t>
             </w:r>
-            <w:del w:id="9042" w:author="Claude (AI) - proposed" w:date="2026-10-15T20:14:45Z">
+            <w:del w:id="9042" w:author="Claude (AI) - proposed" w:date="2026-10-18T00:28:28Z">
               <w:r>
                 <w:rPr>
                   <w:rFonts w:ascii="Arial" w:cs="Arial" w:eastAsia="Arial" w:hAnsi="Arial"/>
@@ -1772,7 +1772,7 @@
                 <w:delText xml:space="preserve">7</w:delText>
               </w:r>
             </w:del>
-            <w:ins w:id="9043" w:author="Claude (AI) - proposed" w:date="2026-10-15T20:14:45Z">
+            <w:ins w:id="9043" w:author="Claude (AI) - proposed" w:date="2026-10-18T00:28:28Z">
               <w:r>
                 <w:rPr>
                   <w:rFonts w:ascii="Arial" w:cs="Arial" w:eastAsia="Arial" w:hAnsi="Arial"/>
@@ -2053,7 +2053,7 @@
               <w:spacing w:after="40" w:before="0"/>
               <w:jc w:val="left"/>
             </w:pPr>
-            <w:del w:id="9044" w:author="Claude (AI) - proposed" w:date="2026-10-15T20:14:45Z">
+            <w:del w:id="9044" w:author="Claude (AI) - proposed" w:date="2026-10-18T00:28:28Z">
               <w:r>
                 <w:rPr>
                   <w:rFonts w:ascii="Arial" w:cs="Arial" w:eastAsia="Arial" w:hAnsi="Arial"/>
@@ -2068,7 +2068,7 @@
                 <w:delText xml:space="preserve">Writes</w:delText>
               </w:r>
             </w:del>
-            <w:ins w:id="9045" w:author="Claude (AI) - proposed" w:date="2026-10-15T20:14:45Z">
+            <w:ins w:id="9045" w:author="Claude (AI) - proposed" w:date="2026-10-18T00:28:28Z">
               <w:r>
                 <w:rPr>
                   <w:rFonts w:ascii="Arial" w:cs="Arial" w:eastAsia="Arial" w:hAnsi="Arial"/>
@@ -2116,7 +2116,7 @@
               <w:spacing w:after="40" w:before="0"/>
               <w:jc w:val="left"/>
             </w:pPr>
-            <w:del w:id="9046" w:author="Claude (AI) - proposed" w:date="2026-10-15T20:14:45Z">
+            <w:del w:id="9046" w:author="Claude (AI) - proposed" w:date="2026-10-18T00:28:28Z">
               <w:r>
                 <w:rPr>
                   <w:rFonts w:ascii="Arial" w:cs="Arial" w:eastAsia="Arial" w:hAnsi="Arial"/>
@@ -2131,7 +2131,7 @@
                 <w:delText xml:space="preserve">Forms</w:delText>
               </w:r>
             </w:del>
-            <w:ins w:id="9047" w:author="Claude (AI) - proposed" w:date="2026-10-15T20:14:45Z">
+            <w:ins w:id="9047" w:author="Claude (AI) - proposed" w:date="2026-10-18T00:28:28Z">
               <w:r>
                 <w:rPr>
                   <w:rFonts w:ascii="Arial" w:cs="Arial" w:eastAsia="Arial" w:hAnsi="Arial"/>
@@ -2179,7 +2179,7 @@
               <w:spacing w:after="40" w:before="0"/>
               <w:jc w:val="left"/>
             </w:pPr>
-            <w:del w:id="9048" w:author="Claude (AI) - proposed" w:date="2026-10-15T20:14:45Z">
+            <w:del w:id="9048" w:author="Claude (AI) - proposed" w:date="2026-10-18T00:28:28Z">
               <w:r>
                 <w:rPr>
                   <w:rFonts w:ascii="Arial" w:cs="Arial" w:eastAsia="Arial" w:hAnsi="Arial"/>
@@ -2194,7 +2194,7 @@
                 <w:delText xml:space="preserve">Has</w:delText>
               </w:r>
             </w:del>
-            <w:ins w:id="9049" w:author="Claude (AI) - proposed" w:date="2026-10-15T20:14:45Z">
+            <w:ins w:id="9049" w:author="Claude (AI) - proposed" w:date="2026-10-18T00:28:28Z">
               <w:r>
                 <w:rPr>
                   <w:rFonts w:ascii="Arial" w:cs="Arial" w:eastAsia="Arial" w:hAnsi="Arial"/>
@@ -2277,7 +2277,7 @@
               <w:spacing w:after="40" w:before="0"/>
               <w:jc w:val="left"/>
             </w:pPr>
-            <w:del w:id="9050" w:author="Claude (AI) - proposed" w:date="2026-10-15T20:14:45Z">
+            <w:del w:id="9050" w:author="Claude (AI) - proposed" w:date="2026-10-18T00:28:28Z">
               <w:r>
                 <w:rPr>
                   <w:rFonts w:ascii="Arial" w:cs="Arial" w:eastAsia="Arial" w:hAnsi="Arial"/>
@@ -2292,7 +2292,7 @@
                 <w:delText xml:space="preserve">Uses</w:delText>
               </w:r>
             </w:del>
-            <w:ins w:id="9051" w:author="Claude (AI) - proposed" w:date="2026-10-15T20:14:45Z">
+            <w:ins w:id="9051" w:author="Claude (AI) - proposed" w:date="2026-10-18T00:28:28Z">
               <w:r>
                 <w:rPr>
                   <w:rFonts w:ascii="Arial" w:cs="Arial" w:eastAsia="Arial" w:hAnsi="Arial"/>
@@ -2340,7 +2340,7 @@
               <w:spacing w:after="40" w:before="0"/>
               <w:jc w:val="left"/>
             </w:pPr>
-            <w:del w:id="9052" w:author="Claude (AI) - proposed" w:date="2026-10-15T20:14:45Z">
+            <w:del w:id="9052" w:author="Claude (AI) - proposed" w:date="2026-10-18T00:28:28Z">
               <w:r>
                 <w:rPr>
                   <w:rFonts w:ascii="Arial" w:cs="Arial" w:eastAsia="Arial" w:hAnsi="Arial"/>
@@ -2355,7 +2355,7 @@
                 <w:delText xml:space="preserve">Factorises</w:delText>
               </w:r>
             </w:del>
-            <w:ins w:id="9053" w:author="Claude (AI) - proposed" w:date="2026-10-15T20:14:45Z">
+            <w:ins w:id="9053" w:author="Claude (AI) - proposed" w:date="2026-10-18T00:28:28Z">
               <w:r>
                 <w:rPr>
                   <w:rFonts w:ascii="Arial" w:cs="Arial" w:eastAsia="Arial" w:hAnsi="Arial"/>
@@ -2403,7 +2403,7 @@
               <w:spacing w:after="40" w:before="0"/>
               <w:jc w:val="left"/>
             </w:pPr>
-            <w:del w:id="9054" w:author="Claude (AI) - proposed" w:date="2026-10-15T20:14:45Z">
+            <w:del w:id="9054" w:author="Claude (AI) - proposed" w:date="2026-10-18T00:28:28Z">
               <w:r>
                 <w:rPr>
                   <w:rFonts w:ascii="Arial" w:cs="Arial" w:eastAsia="Arial" w:hAnsi="Arial"/>
@@ -2418,7 +2418,7 @@
                 <w:delText xml:space="preserve">Chooses</w:delText>
               </w:r>
             </w:del>
-            <w:ins w:id="9055" w:author="Claude (AI) - proposed" w:date="2026-10-15T20:14:45Z">
+            <w:ins w:id="9055" w:author="Claude (AI) - proposed" w:date="2026-10-18T00:28:28Z">
               <w:r>
                 <w:rPr>
                   <w:rFonts w:ascii="Arial" w:cs="Arial" w:eastAsia="Arial" w:hAnsi="Arial"/>
@@ -2501,7 +2501,7 @@
               <w:spacing w:after="40" w:before="0"/>
               <w:jc w:val="left"/>
             </w:pPr>
-            <w:del w:id="9056" w:author="Claude (AI) - proposed" w:date="2026-10-15T20:14:45Z">
+            <w:del w:id="9056" w:author="Claude (AI) - proposed" w:date="2026-10-18T00:28:28Z">
               <w:r>
                 <w:rPr>
                   <w:rFonts w:ascii="Arial" w:cs="Arial" w:eastAsia="Arial" w:hAnsi="Arial"/>
@@ -2516,7 +2516,7 @@
                 <w:delText xml:space="preserve">Substitutes</w:delText>
               </w:r>
             </w:del>
-            <w:ins w:id="9057" w:author="Claude (AI) - proposed" w:date="2026-10-15T20:14:45Z">
+            <w:ins w:id="9057" w:author="Claude (AI) - proposed" w:date="2026-10-18T00:28:28Z">
               <w:r>
                 <w:rPr>
                   <w:rFonts w:ascii="Arial" w:cs="Arial" w:eastAsia="Arial" w:hAnsi="Arial"/>
@@ -2564,7 +2564,7 @@
               <w:spacing w:after="40" w:before="0"/>
               <w:jc w:val="left"/>
             </w:pPr>
-            <w:del w:id="9058" w:author="Claude (AI) - proposed" w:date="2026-10-15T20:14:45Z">
+            <w:del w:id="9058" w:author="Claude (AI) - proposed" w:date="2026-10-18T00:28:28Z">
               <w:r>
                 <w:rPr>
                   <w:rFonts w:ascii="Arial" w:cs="Arial" w:eastAsia="Arial" w:hAnsi="Arial"/>
@@ -2579,7 +2579,7 @@
                 <w:delText xml:space="preserve">Substitutes</w:delText>
               </w:r>
             </w:del>
-            <w:ins w:id="9059" w:author="Claude (AI) - proposed" w:date="2026-10-15T20:14:45Z">
+            <w:ins w:id="9059" w:author="Claude (AI) - proposed" w:date="2026-10-18T00:28:28Z">
               <w:r>
                 <w:rPr>
                   <w:rFonts w:ascii="Arial" w:cs="Arial" w:eastAsia="Arial" w:hAnsi="Arial"/>
@@ -2627,7 +2627,7 @@
               <w:spacing w:after="40" w:before="0"/>
               <w:jc w:val="left"/>
             </w:pPr>
-            <w:del w:id="9060" w:author="Claude (AI) - proposed" w:date="2026-10-15T20:14:45Z">
+            <w:del w:id="9060" w:author="Claude (AI) - proposed" w:date="2026-10-18T00:28:28Z">
               <w:r>
                 <w:rPr>
                   <w:rFonts w:ascii="Arial" w:cs="Arial" w:eastAsia="Arial" w:hAnsi="Arial"/>
@@ -2642,7 +2642,7 @@
                 <w:delText xml:space="preserve">Does</w:delText>
               </w:r>
             </w:del>
-            <w:ins w:id="9061" w:author="Claude (AI) - proposed" w:date="2026-10-15T20:14:45Z">
+            <w:ins w:id="9061" w:author="Claude (AI) - proposed" w:date="2026-10-18T00:28:28Z">
               <w:r>
                 <w:rPr>
                   <w:rFonts w:ascii="Arial" w:cs="Arial" w:eastAsia="Arial" w:hAnsi="Arial"/>
@@ -2725,7 +2725,7 @@
               <w:spacing w:after="40" w:before="0"/>
               <w:jc w:val="left"/>
             </w:pPr>
-            <w:del w:id="9062" w:author="Claude (AI) - proposed" w:date="2026-10-15T20:14:45Z">
+            <w:del w:id="9062" w:author="Claude (AI) - proposed" w:date="2026-10-18T00:28:28Z">
               <w:r>
                 <w:rPr>
                   <w:rFonts w:ascii="Arial" w:cs="Arial" w:eastAsia="Arial" w:hAnsi="Arial"/>
@@ -2740,7 +2740,7 @@
                 <w:delText xml:space="preserve">Gives</w:delText>
               </w:r>
             </w:del>
-            <w:ins w:id="9063" w:author="Claude (AI) - proposed" w:date="2026-10-15T20:14:45Z">
+            <w:ins w:id="9063" w:author="Claude (AI) - proposed" w:date="2026-10-18T00:28:28Z">
               <w:r>
                 <w:rPr>
                   <w:rFonts w:ascii="Arial" w:cs="Arial" w:eastAsia="Arial" w:hAnsi="Arial"/>
@@ -2788,7 +2788,7 @@
               <w:spacing w:after="40" w:before="0"/>
               <w:jc w:val="left"/>
             </w:pPr>
-            <w:del w:id="9064" w:author="Claude (AI) - proposed" w:date="2026-10-15T20:14:45Z">
+            <w:del w:id="9064" w:author="Claude (AI) - proposed" w:date="2026-10-18T00:28:28Z">
               <w:r>
                 <w:rPr>
                   <w:rFonts w:ascii="Arial" w:cs="Arial" w:eastAsia="Arial" w:hAnsi="Arial"/>
@@ -2803,7 +2803,7 @@
                 <w:delText xml:space="preserve">Describes</w:delText>
               </w:r>
             </w:del>
-            <w:ins w:id="9065" w:author="Claude (AI) - proposed" w:date="2026-10-15T20:14:45Z">
+            <w:ins w:id="9065" w:author="Claude (AI) - proposed" w:date="2026-10-18T00:28:28Z">
               <w:r>
                 <w:rPr>
                   <w:rFonts w:ascii="Arial" w:cs="Arial" w:eastAsia="Arial" w:hAnsi="Arial"/>
@@ -2851,7 +2851,7 @@
               <w:spacing w:after="40" w:before="0"/>
               <w:jc w:val="left"/>
             </w:pPr>
-            <w:del w:id="9066" w:author="Claude (AI) - proposed" w:date="2026-10-15T20:14:45Z">
+            <w:del w:id="9066" w:author="Claude (AI) - proposed" w:date="2026-10-18T00:28:28Z">
               <w:r>
                 <w:rPr>
                   <w:rFonts w:ascii="Arial" w:cs="Arial" w:eastAsia="Arial" w:hAnsi="Arial"/>
@@ -2866,7 +2866,7 @@
                 <w:delText xml:space="preserve">Lists</w:delText>
               </w:r>
             </w:del>
-            <w:ins w:id="9067" w:author="Claude (AI) - proposed" w:date="2026-10-15T20:14:45Z">
+            <w:ins w:id="9067" w:author="Claude (AI) - proposed" w:date="2026-10-18T00:28:28Z">
               <w:r>
                 <w:rPr>
                   <w:rFonts w:ascii="Arial" w:cs="Arial" w:eastAsia="Arial" w:hAnsi="Arial"/>
@@ -3016,7 +3016,7 @@
         </w:rPr>
         <w:t xml:space="preserve">© 2026 SeaVuria and ARES. This work is licensed under a </w:t>
       </w:r>
-      <w:hyperlink w:history="1" r:id="rIdt4edz4jsvpfdhqvfoxtts">
+      <w:hyperlink w:history="1" r:id="rIdzoldxvpoqcpfqsgmbeytv">
         <w:r>
           <w:rPr>
             <w:rFonts w:ascii="Arial" w:cs="Arial" w:eastAsia="Arial" w:hAnsi="Arial"/>
@@ -3036,7 +3036,7 @@
         </w:rPr>
         <w:t xml:space="preserve"> (</w:t>
       </w:r>
-      <w:hyperlink w:history="1" r:id="rIdpayifnfthayv-aan5ei1z">
+      <w:hyperlink w:history="1" r:id="rIdcijxizcman1wa47d89ods">
         <w:r>
           <w:rPr>
             <w:rFonts w:ascii="Arial" w:cs="Arial" w:eastAsia="Arial" w:hAnsi="Arial"/>
@@ -3056,7 +3056,7 @@
         </w:rPr>
         <w:t xml:space="preserve">). To view a copy of this license, visit </w:t>
       </w:r>
-      <w:hyperlink w:history="1" r:id="rId4g9uyn53krudonbfx1zdw">
+      <w:hyperlink w:history="1" r:id="rIdwgqebvkgabpkkb0nfy3cr">
         <w:r>
           <w:rPr>
             <w:rFonts w:ascii="Arial" w:cs="Arial" w:eastAsia="Arial" w:hAnsi="Arial"/>
